--- a/Big Data /Apache Spark/Assignment 0.docx
+++ b/Big Data /Apache Spark/Assignment 0.docx
@@ -20,9 +20,750 @@
     </w:p>
     <w:p>
       <w:pPr>
+        <w:pStyle w:val="TableofFigures"/>
+        <w:tabs>
+          <w:tab w:val="right" w:leader="dot" w:pos="8630"/>
+        </w:tabs>
+        <w:rPr>
+          <w:rFonts w:eastAsiaTheme="minorEastAsia"/>
+          <w:smallCaps w:val="0"/>
+          <w:noProof/>
+          <w:color w:val="auto"/>
+          <w:kern w:val="2"/>
+          <w:sz w:val="24"/>
+          <w:szCs w:val="24"/>
+          <w:lang w:eastAsia="en-US"/>
+          <w14:ligatures w14:val="standardContextual"/>
+        </w:rPr>
+      </w:pPr>
+      <w:r>
+        <w:rPr>
+          <w:smallCaps w:val="0"/>
+          <w:sz w:val="22"/>
+          <w:szCs w:val="22"/>
+        </w:rPr>
+        <w:fldChar w:fldCharType="begin"/>
+      </w:r>
+      <w:r>
+        <w:rPr>
+          <w:smallCaps w:val="0"/>
+          <w:sz w:val="22"/>
+          <w:szCs w:val="22"/>
+        </w:rPr>
+        <w:instrText xml:space="preserve"> TOC \h \z \c "Figure" </w:instrText>
+      </w:r>
+      <w:r>
+        <w:rPr>
+          <w:smallCaps w:val="0"/>
+          <w:sz w:val="22"/>
+          <w:szCs w:val="22"/>
+        </w:rPr>
+        <w:fldChar w:fldCharType="separate"/>
+      </w:r>
+      <w:hyperlink w:anchor="_Toc191575279" w:history="1">
+        <w:r>
+          <w:rPr>
+            <w:rStyle w:val="Hyperlink"/>
+            <w:noProof/>
+          </w:rPr>
+          <w:t>Figure 1 - Website-&gt;Java Download</w:t>
+        </w:r>
+        <w:r>
+          <w:rPr>
+            <w:rStyle w:val="Hyperlink"/>
+            <w:noProof/>
+          </w:rPr>
+          <w:t>s</w:t>
+        </w:r>
+        <w:r>
+          <w:rPr>
+            <w:rStyle w:val="Hyperlink"/>
+            <w:noProof/>
+          </w:rPr>
+          <w:t>-&gt;</w:t>
+        </w:r>
+        <w:r>
+          <w:rPr>
+            <w:rStyle w:val="Hyperlink"/>
+            <w:noProof/>
+          </w:rPr>
+          <w:t>l</w:t>
+        </w:r>
+        <w:r>
+          <w:rPr>
+            <w:rStyle w:val="Hyperlink"/>
+            <w:noProof/>
+          </w:rPr>
+          <w:t>atest version-&gt;ARM64 DMG Installer</w:t>
+        </w:r>
+        <w:r>
+          <w:rPr>
+            <w:noProof/>
+            <w:webHidden/>
+          </w:rPr>
+          <w:tab/>
+        </w:r>
+        <w:r>
+          <w:rPr>
+            <w:noProof/>
+            <w:webHidden/>
+          </w:rPr>
+          <w:fldChar w:fldCharType="begin"/>
+        </w:r>
+        <w:r>
+          <w:rPr>
+            <w:noProof/>
+            <w:webHidden/>
+          </w:rPr>
+          <w:instrText xml:space="preserve"> PAGEREF _Toc191575279 \h </w:instrText>
+        </w:r>
+        <w:r>
+          <w:rPr>
+            <w:noProof/>
+            <w:webHidden/>
+          </w:rPr>
+        </w:r>
+        <w:r>
+          <w:rPr>
+            <w:noProof/>
+            <w:webHidden/>
+          </w:rPr>
+          <w:fldChar w:fldCharType="separate"/>
+        </w:r>
+        <w:r>
+          <w:rPr>
+            <w:noProof/>
+            <w:webHidden/>
+          </w:rPr>
+          <w:t>2</w:t>
+        </w:r>
+        <w:r>
+          <w:rPr>
+            <w:noProof/>
+            <w:webHidden/>
+          </w:rPr>
+          <w:fldChar w:fldCharType="end"/>
+        </w:r>
+      </w:hyperlink>
+    </w:p>
+    <w:p>
+      <w:pPr>
+        <w:pStyle w:val="TableofFigures"/>
+        <w:tabs>
+          <w:tab w:val="right" w:leader="dot" w:pos="8630"/>
+        </w:tabs>
+        <w:rPr>
+          <w:rFonts w:eastAsiaTheme="minorEastAsia"/>
+          <w:smallCaps w:val="0"/>
+          <w:noProof/>
+          <w:color w:val="auto"/>
+          <w:kern w:val="2"/>
+          <w:sz w:val="24"/>
+          <w:szCs w:val="24"/>
+          <w:lang w:eastAsia="en-US"/>
+          <w14:ligatures w14:val="standardContextual"/>
+        </w:rPr>
+      </w:pPr>
+      <w:hyperlink w:anchor="_Toc191575280" w:history="1">
+        <w:r>
+          <w:rPr>
+            <w:rStyle w:val="Hyperlink"/>
+            <w:noProof/>
+          </w:rPr>
+          <w:t>Figure 2- Terminal display of JAVA 23 version on mac</w:t>
+        </w:r>
+        <w:r>
+          <w:rPr>
+            <w:noProof/>
+            <w:webHidden/>
+          </w:rPr>
+          <w:tab/>
+        </w:r>
+        <w:r>
+          <w:rPr>
+            <w:noProof/>
+            <w:webHidden/>
+          </w:rPr>
+          <w:fldChar w:fldCharType="begin"/>
+        </w:r>
+        <w:r>
+          <w:rPr>
+            <w:noProof/>
+            <w:webHidden/>
+          </w:rPr>
+          <w:instrText xml:space="preserve"> PAGEREF _Toc191575280 \h </w:instrText>
+        </w:r>
+        <w:r>
+          <w:rPr>
+            <w:noProof/>
+            <w:webHidden/>
+          </w:rPr>
+        </w:r>
+        <w:r>
+          <w:rPr>
+            <w:noProof/>
+            <w:webHidden/>
+          </w:rPr>
+          <w:fldChar w:fldCharType="separate"/>
+        </w:r>
+        <w:r>
+          <w:rPr>
+            <w:noProof/>
+            <w:webHidden/>
+          </w:rPr>
+          <w:t>3</w:t>
+        </w:r>
+        <w:r>
+          <w:rPr>
+            <w:noProof/>
+            <w:webHidden/>
+          </w:rPr>
+          <w:fldChar w:fldCharType="end"/>
+        </w:r>
+      </w:hyperlink>
+    </w:p>
+    <w:p>
+      <w:pPr>
+        <w:pStyle w:val="TableofFigures"/>
+        <w:tabs>
+          <w:tab w:val="right" w:leader="dot" w:pos="8630"/>
+        </w:tabs>
+        <w:rPr>
+          <w:rFonts w:eastAsiaTheme="minorEastAsia"/>
+          <w:smallCaps w:val="0"/>
+          <w:noProof/>
+          <w:color w:val="auto"/>
+          <w:kern w:val="2"/>
+          <w:sz w:val="24"/>
+          <w:szCs w:val="24"/>
+          <w:lang w:eastAsia="en-US"/>
+          <w14:ligatures w14:val="standardContextual"/>
+        </w:rPr>
+      </w:pPr>
+      <w:hyperlink w:anchor="_Toc191575281" w:history="1">
+        <w:r>
+          <w:rPr>
+            <w:rStyle w:val="Hyperlink"/>
+            <w:noProof/>
+          </w:rPr>
+          <w:t>Figure 3- Apache Spark Website For downloading installer</w:t>
+        </w:r>
+        <w:r>
+          <w:rPr>
+            <w:noProof/>
+            <w:webHidden/>
+          </w:rPr>
+          <w:tab/>
+        </w:r>
+        <w:r>
+          <w:rPr>
+            <w:noProof/>
+            <w:webHidden/>
+          </w:rPr>
+          <w:fldChar w:fldCharType="begin"/>
+        </w:r>
+        <w:r>
+          <w:rPr>
+            <w:noProof/>
+            <w:webHidden/>
+          </w:rPr>
+          <w:instrText xml:space="preserve"> PAGEREF _Toc191575281 \h </w:instrText>
+        </w:r>
+        <w:r>
+          <w:rPr>
+            <w:noProof/>
+            <w:webHidden/>
+          </w:rPr>
+        </w:r>
+        <w:r>
+          <w:rPr>
+            <w:noProof/>
+            <w:webHidden/>
+          </w:rPr>
+          <w:fldChar w:fldCharType="separate"/>
+        </w:r>
+        <w:r>
+          <w:rPr>
+            <w:noProof/>
+            <w:webHidden/>
+          </w:rPr>
+          <w:t>4</w:t>
+        </w:r>
+        <w:r>
+          <w:rPr>
+            <w:noProof/>
+            <w:webHidden/>
+          </w:rPr>
+          <w:fldChar w:fldCharType="end"/>
+        </w:r>
+      </w:hyperlink>
+    </w:p>
+    <w:p>
+      <w:pPr>
+        <w:pStyle w:val="TableofFigures"/>
+        <w:tabs>
+          <w:tab w:val="right" w:leader="dot" w:pos="8630"/>
+        </w:tabs>
+        <w:rPr>
+          <w:rFonts w:eastAsiaTheme="minorEastAsia"/>
+          <w:smallCaps w:val="0"/>
+          <w:noProof/>
+          <w:color w:val="auto"/>
+          <w:kern w:val="2"/>
+          <w:sz w:val="24"/>
+          <w:szCs w:val="24"/>
+          <w:lang w:eastAsia="en-US"/>
+          <w14:ligatures w14:val="standardContextual"/>
+        </w:rPr>
+      </w:pPr>
+      <w:hyperlink w:anchor="_Toc191575282" w:history="1">
+        <w:r>
+          <w:rPr>
+            <w:rStyle w:val="Hyperlink"/>
+            <w:noProof/>
+          </w:rPr>
+          <w:t>Figure 4- Installing Java 11</w:t>
+        </w:r>
+        <w:r>
+          <w:rPr>
+            <w:noProof/>
+            <w:webHidden/>
+          </w:rPr>
+          <w:tab/>
+        </w:r>
+        <w:r>
+          <w:rPr>
+            <w:noProof/>
+            <w:webHidden/>
+          </w:rPr>
+          <w:fldChar w:fldCharType="begin"/>
+        </w:r>
+        <w:r>
+          <w:rPr>
+            <w:noProof/>
+            <w:webHidden/>
+          </w:rPr>
+          <w:instrText xml:space="preserve"> PAGEREF _Toc191575282 \h </w:instrText>
+        </w:r>
+        <w:r>
+          <w:rPr>
+            <w:noProof/>
+            <w:webHidden/>
+          </w:rPr>
+        </w:r>
+        <w:r>
+          <w:rPr>
+            <w:noProof/>
+            <w:webHidden/>
+          </w:rPr>
+          <w:fldChar w:fldCharType="separate"/>
+        </w:r>
+        <w:r>
+          <w:rPr>
+            <w:noProof/>
+            <w:webHidden/>
+          </w:rPr>
+          <w:t>4</w:t>
+        </w:r>
+        <w:r>
+          <w:rPr>
+            <w:noProof/>
+            <w:webHidden/>
+          </w:rPr>
+          <w:fldChar w:fldCharType="end"/>
+        </w:r>
+      </w:hyperlink>
+    </w:p>
+    <w:p>
+      <w:pPr>
+        <w:pStyle w:val="TableofFigures"/>
+        <w:tabs>
+          <w:tab w:val="right" w:leader="dot" w:pos="8630"/>
+        </w:tabs>
+        <w:rPr>
+          <w:rFonts w:eastAsiaTheme="minorEastAsia"/>
+          <w:smallCaps w:val="0"/>
+          <w:noProof/>
+          <w:color w:val="auto"/>
+          <w:kern w:val="2"/>
+          <w:sz w:val="24"/>
+          <w:szCs w:val="24"/>
+          <w:lang w:eastAsia="en-US"/>
+          <w14:ligatures w14:val="standardContextual"/>
+        </w:rPr>
+      </w:pPr>
+      <w:hyperlink w:anchor="_Toc191575283" w:history="1">
+        <w:r>
+          <w:rPr>
+            <w:rStyle w:val="Hyperlink"/>
+            <w:noProof/>
+          </w:rPr>
+          <w:t>Figure 5- pyspark put into test</w:t>
+        </w:r>
+        <w:r>
+          <w:rPr>
+            <w:noProof/>
+            <w:webHidden/>
+          </w:rPr>
+          <w:tab/>
+        </w:r>
+        <w:r>
+          <w:rPr>
+            <w:noProof/>
+            <w:webHidden/>
+          </w:rPr>
+          <w:fldChar w:fldCharType="begin"/>
+        </w:r>
+        <w:r>
+          <w:rPr>
+            <w:noProof/>
+            <w:webHidden/>
+          </w:rPr>
+          <w:instrText xml:space="preserve"> PAGEREF _Toc191575283 \h </w:instrText>
+        </w:r>
+        <w:r>
+          <w:rPr>
+            <w:noProof/>
+            <w:webHidden/>
+          </w:rPr>
+        </w:r>
+        <w:r>
+          <w:rPr>
+            <w:noProof/>
+            <w:webHidden/>
+          </w:rPr>
+          <w:fldChar w:fldCharType="separate"/>
+        </w:r>
+        <w:r>
+          <w:rPr>
+            <w:noProof/>
+            <w:webHidden/>
+          </w:rPr>
+          <w:t>5</w:t>
+        </w:r>
+        <w:r>
+          <w:rPr>
+            <w:noProof/>
+            <w:webHidden/>
+          </w:rPr>
+          <w:fldChar w:fldCharType="end"/>
+        </w:r>
+      </w:hyperlink>
+    </w:p>
+    <w:p>
+      <w:pPr>
+        <w:pStyle w:val="TableofFigures"/>
+        <w:tabs>
+          <w:tab w:val="right" w:leader="dot" w:pos="8630"/>
+        </w:tabs>
+        <w:rPr>
+          <w:rFonts w:eastAsiaTheme="minorEastAsia"/>
+          <w:smallCaps w:val="0"/>
+          <w:noProof/>
+          <w:color w:val="auto"/>
+          <w:kern w:val="2"/>
+          <w:sz w:val="24"/>
+          <w:szCs w:val="24"/>
+          <w:lang w:eastAsia="en-US"/>
+          <w14:ligatures w14:val="standardContextual"/>
+        </w:rPr>
+      </w:pPr>
+      <w:hyperlink w:anchor="_Toc191575284" w:history="1">
+        <w:r>
+          <w:rPr>
+            <w:rStyle w:val="Hyperlink"/>
+            <w:noProof/>
+          </w:rPr>
+          <w:t>Figure 6 Example program</w:t>
+        </w:r>
+        <w:r>
+          <w:rPr>
+            <w:noProof/>
+            <w:webHidden/>
+          </w:rPr>
+          <w:tab/>
+        </w:r>
+        <w:r>
+          <w:rPr>
+            <w:noProof/>
+            <w:webHidden/>
+          </w:rPr>
+          <w:fldChar w:fldCharType="begin"/>
+        </w:r>
+        <w:r>
+          <w:rPr>
+            <w:noProof/>
+            <w:webHidden/>
+          </w:rPr>
+          <w:instrText xml:space="preserve"> PAGEREF _Toc191575284 \h </w:instrText>
+        </w:r>
+        <w:r>
+          <w:rPr>
+            <w:noProof/>
+            <w:webHidden/>
+          </w:rPr>
+        </w:r>
+        <w:r>
+          <w:rPr>
+            <w:noProof/>
+            <w:webHidden/>
+          </w:rPr>
+          <w:fldChar w:fldCharType="separate"/>
+        </w:r>
+        <w:r>
+          <w:rPr>
+            <w:noProof/>
+            <w:webHidden/>
+          </w:rPr>
+          <w:t>6</w:t>
+        </w:r>
+        <w:r>
+          <w:rPr>
+            <w:noProof/>
+            <w:webHidden/>
+          </w:rPr>
+          <w:fldChar w:fldCharType="end"/>
+        </w:r>
+      </w:hyperlink>
+    </w:p>
+    <w:p>
+      <w:pPr>
+        <w:pStyle w:val="TableofFigures"/>
+        <w:tabs>
+          <w:tab w:val="right" w:leader="dot" w:pos="8630"/>
+        </w:tabs>
+        <w:rPr>
+          <w:rFonts w:eastAsiaTheme="minorEastAsia"/>
+          <w:smallCaps w:val="0"/>
+          <w:noProof/>
+          <w:color w:val="auto"/>
+          <w:kern w:val="2"/>
+          <w:sz w:val="24"/>
+          <w:szCs w:val="24"/>
+          <w:lang w:eastAsia="en-US"/>
+          <w14:ligatures w14:val="standardContextual"/>
+        </w:rPr>
+      </w:pPr>
+      <w:hyperlink w:anchor="_Toc191575285" w:history="1">
+        <w:r>
+          <w:rPr>
+            <w:rStyle w:val="Hyperlink"/>
+            <w:noProof/>
+          </w:rPr>
+          <w:t>Figure 7 Apache pyspark working</w:t>
+        </w:r>
+        <w:r>
+          <w:rPr>
+            <w:noProof/>
+            <w:webHidden/>
+          </w:rPr>
+          <w:tab/>
+        </w:r>
+        <w:r>
+          <w:rPr>
+            <w:noProof/>
+            <w:webHidden/>
+          </w:rPr>
+          <w:fldChar w:fldCharType="begin"/>
+        </w:r>
+        <w:r>
+          <w:rPr>
+            <w:noProof/>
+            <w:webHidden/>
+          </w:rPr>
+          <w:instrText xml:space="preserve"> PAGEREF _Toc191575285 \h </w:instrText>
+        </w:r>
+        <w:r>
+          <w:rPr>
+            <w:noProof/>
+            <w:webHidden/>
+          </w:rPr>
+        </w:r>
+        <w:r>
+          <w:rPr>
+            <w:noProof/>
+            <w:webHidden/>
+          </w:rPr>
+          <w:fldChar w:fldCharType="separate"/>
+        </w:r>
+        <w:r>
+          <w:rPr>
+            <w:noProof/>
+            <w:webHidden/>
+          </w:rPr>
+          <w:t>6</w:t>
+        </w:r>
+        <w:r>
+          <w:rPr>
+            <w:noProof/>
+            <w:webHidden/>
+          </w:rPr>
+          <w:fldChar w:fldCharType="end"/>
+        </w:r>
+      </w:hyperlink>
+    </w:p>
+    <w:p>
+      <w:pPr>
         <w:pStyle w:val="Heading1"/>
-      </w:pPr>
-      <w:r>
+        <w:numPr>
+          <w:ilvl w:val="0"/>
+          <w:numId w:val="0"/>
+        </w:numPr>
+        <w:rPr>
+          <w:rFonts w:asciiTheme="minorHAnsi" w:hAnsiTheme="minorHAnsi"/>
+          <w:caps w:val="0"/>
+          <w:color w:val="707070" w:themeColor="accent1"/>
+          <w:spacing w:val="0"/>
+          <w:sz w:val="22"/>
+          <w:szCs w:val="22"/>
+        </w:rPr>
+      </w:pPr>
+      <w:r>
+        <w:rPr>
+          <w:rFonts w:asciiTheme="minorHAnsi" w:hAnsiTheme="minorHAnsi"/>
+          <w:smallCaps/>
+          <w:color w:val="707070" w:themeColor="accent1"/>
+          <w:spacing w:val="0"/>
+          <w:sz w:val="22"/>
+          <w:szCs w:val="22"/>
+        </w:rPr>
+        <w:fldChar w:fldCharType="end"/>
+      </w:r>
+    </w:p>
+    <w:p>
+      <w:pPr>
+        <w:pStyle w:val="Heading1"/>
+        <w:numPr>
+          <w:ilvl w:val="0"/>
+          <w:numId w:val="0"/>
+        </w:numPr>
+        <w:rPr>
+          <w:rFonts w:asciiTheme="minorHAnsi" w:hAnsiTheme="minorHAnsi"/>
+          <w:caps w:val="0"/>
+          <w:color w:val="707070" w:themeColor="accent1"/>
+          <w:spacing w:val="0"/>
+          <w:sz w:val="22"/>
+          <w:szCs w:val="22"/>
+        </w:rPr>
+      </w:pPr>
+    </w:p>
+    <w:p>
+      <w:pPr>
+        <w:pStyle w:val="Heading1"/>
+        <w:numPr>
+          <w:ilvl w:val="0"/>
+          <w:numId w:val="0"/>
+        </w:numPr>
+        <w:rPr>
+          <w:rFonts w:asciiTheme="minorHAnsi" w:hAnsiTheme="minorHAnsi"/>
+          <w:caps w:val="0"/>
+          <w:color w:val="707070" w:themeColor="accent1"/>
+          <w:spacing w:val="0"/>
+          <w:sz w:val="22"/>
+          <w:szCs w:val="22"/>
+        </w:rPr>
+      </w:pPr>
+    </w:p>
+    <w:p>
+      <w:pPr>
+        <w:pStyle w:val="Heading1"/>
+        <w:numPr>
+          <w:ilvl w:val="0"/>
+          <w:numId w:val="0"/>
+        </w:numPr>
+        <w:rPr>
+          <w:rFonts w:asciiTheme="minorHAnsi" w:hAnsiTheme="minorHAnsi"/>
+          <w:caps w:val="0"/>
+          <w:color w:val="707070" w:themeColor="accent1"/>
+          <w:spacing w:val="0"/>
+          <w:sz w:val="22"/>
+          <w:szCs w:val="22"/>
+        </w:rPr>
+      </w:pPr>
+    </w:p>
+    <w:p>
+      <w:pPr>
+        <w:pStyle w:val="Heading1"/>
+        <w:numPr>
+          <w:ilvl w:val="0"/>
+          <w:numId w:val="0"/>
+        </w:numPr>
+        <w:rPr>
+          <w:rFonts w:asciiTheme="minorHAnsi" w:hAnsiTheme="minorHAnsi"/>
+          <w:caps w:val="0"/>
+          <w:color w:val="707070" w:themeColor="accent1"/>
+          <w:spacing w:val="0"/>
+          <w:sz w:val="22"/>
+          <w:szCs w:val="22"/>
+        </w:rPr>
+      </w:pPr>
+    </w:p>
+    <w:p>
+      <w:pPr>
+        <w:pStyle w:val="Heading1"/>
+        <w:numPr>
+          <w:ilvl w:val="0"/>
+          <w:numId w:val="0"/>
+        </w:numPr>
+        <w:rPr>
+          <w:rFonts w:asciiTheme="minorHAnsi" w:hAnsiTheme="minorHAnsi"/>
+          <w:caps w:val="0"/>
+          <w:color w:val="707070" w:themeColor="accent1"/>
+          <w:spacing w:val="0"/>
+          <w:sz w:val="22"/>
+          <w:szCs w:val="22"/>
+        </w:rPr>
+      </w:pPr>
+    </w:p>
+    <w:p>
+      <w:pPr>
+        <w:pStyle w:val="Heading1"/>
+        <w:numPr>
+          <w:ilvl w:val="0"/>
+          <w:numId w:val="0"/>
+        </w:numPr>
+        <w:rPr>
+          <w:rFonts w:asciiTheme="minorHAnsi" w:hAnsiTheme="minorHAnsi"/>
+          <w:caps w:val="0"/>
+          <w:color w:val="707070" w:themeColor="accent1"/>
+          <w:spacing w:val="0"/>
+          <w:sz w:val="22"/>
+          <w:szCs w:val="22"/>
+        </w:rPr>
+      </w:pPr>
+    </w:p>
+    <w:p>
+      <w:pPr>
+        <w:pStyle w:val="Heading1"/>
+        <w:numPr>
+          <w:ilvl w:val="0"/>
+          <w:numId w:val="0"/>
+        </w:numPr>
+        <w:rPr>
+          <w:rFonts w:asciiTheme="minorHAnsi" w:hAnsiTheme="minorHAnsi"/>
+          <w:caps w:val="0"/>
+          <w:color w:val="707070" w:themeColor="accent1"/>
+          <w:spacing w:val="0"/>
+          <w:sz w:val="22"/>
+          <w:szCs w:val="22"/>
+        </w:rPr>
+      </w:pPr>
+    </w:p>
+    <w:p>
+      <w:pPr>
+        <w:pStyle w:val="Heading1"/>
+        <w:numPr>
+          <w:ilvl w:val="0"/>
+          <w:numId w:val="0"/>
+        </w:numPr>
+      </w:pPr>
+    </w:p>
+    <w:p>
+      <w:pPr>
+        <w:pStyle w:val="Heading1"/>
+      </w:pPr>
+      <w:r>
+        <w:lastRenderedPageBreak/>
         <w:t xml:space="preserve">Java Installation </w:t>
       </w:r>
     </w:p>
@@ -86,7 +827,7 @@
                 <wp:cNvGraphicFramePr/>
                 <a:graphic xmlns:a="http://schemas.openxmlformats.org/drawingml/2006/main">
                   <a:graphicData uri="http://schemas.microsoft.com/office/word/2010/wordprocessingInk">
-                    <w14:contentPart bwMode="auto" r:id="rId7">
+                    <w14:contentPart bwMode="auto" r:id="rId8">
                       <w14:nvContentPartPr>
                         <w14:cNvContentPartPr/>
                       </w14:nvContentPartPr>
@@ -122,7 +863,7 @@
                 <o:lock v:ext="edit" aspectratio="t"/>
               </v:shapetype>
               <v:shape id="Ink 7" o:spid="_x0000_s1026" type="#_x0000_t75" style="position:absolute;margin-left:52.75pt;margin-top:152.3pt;width:28.7pt;height:17.25pt;z-index:251662336;visibility:visible;mso-wrap-style:square;mso-wrap-distance-left:9pt;mso-wrap-distance-top:0;mso-wrap-distance-right:9pt;mso-wrap-distance-bottom:0;mso-position-horizontal:absolute;mso-position-horizontal-relative:text;mso-position-vertical:absolute;mso-position-vertical-relative:text" o:gfxdata="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">
-                <v:imagedata r:id="rId8" o:title=""/>
+                <v:imagedata r:id="rId9" o:title=""/>
               </v:shape>
             </w:pict>
           </mc:Fallback>
@@ -150,7 +891,7 @@
                 <wp:cNvGraphicFramePr/>
                 <a:graphic xmlns:a="http://schemas.openxmlformats.org/drawingml/2006/main">
                   <a:graphicData uri="http://schemas.microsoft.com/office/word/2010/wordprocessingInk">
-                    <w14:contentPart bwMode="auto" r:id="rId9">
+                    <w14:contentPart bwMode="auto" r:id="rId10">
                       <w14:nvContentPartPr>
                         <w14:cNvContentPartPr/>
                       </w14:nvContentPartPr>
@@ -167,7 +908,7 @@
           <mc:Fallback>
             <w:pict>
               <v:shape w14:anchorId="5C605AE4" id="Ink 6" o:spid="_x0000_s1026" type="#_x0000_t75" style="position:absolute;margin-left:87.4pt;margin-top:28.65pt;width:46.05pt;height:17.45pt;z-index:251661312;visibility:visible;mso-wrap-style:square;mso-wrap-distance-left:9pt;mso-wrap-distance-top:0;mso-wrap-distance-right:9pt;mso-wrap-distance-bottom:0;mso-position-horizontal:absolute;mso-position-horizontal-relative:text;mso-position-vertical:absolute;mso-position-vertical-relative:text" o:gfxdata="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">
-                <v:imagedata r:id="rId10" o:title=""/>
+                <v:imagedata r:id="rId11" o:title=""/>
               </v:shape>
             </w:pict>
           </mc:Fallback>
@@ -195,7 +936,7 @@
                 <wp:cNvGraphicFramePr/>
                 <a:graphic xmlns:a="http://schemas.openxmlformats.org/drawingml/2006/main">
                   <a:graphicData uri="http://schemas.microsoft.com/office/word/2010/wordprocessingInk">
-                    <w14:contentPart bwMode="auto" r:id="rId11">
+                    <w14:contentPart bwMode="auto" r:id="rId12">
                       <w14:nvContentPartPr>
                         <w14:cNvContentPartPr/>
                       </w14:nvContentPartPr>
@@ -212,7 +953,7 @@
           <mc:Fallback>
             <w:pict>
               <v:shape w14:anchorId="744A0BBC" id="Ink 5" o:spid="_x0000_s1026" type="#_x0000_t75" style="position:absolute;margin-left:25.5pt;margin-top:89.65pt;width:28.75pt;height:17.05pt;z-index:251660288;visibility:visible;mso-wrap-style:square;mso-wrap-distance-left:9pt;mso-wrap-distance-top:0;mso-wrap-distance-right:9pt;mso-wrap-distance-bottom:0;mso-position-horizontal:absolute;mso-position-horizontal-relative:text;mso-position-vertical:absolute;mso-position-vertical-relative:text" o:gfxdata="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">
-                <v:imagedata r:id="rId12" o:title=""/>
+                <v:imagedata r:id="rId13" o:title=""/>
               </v:shape>
             </w:pict>
           </mc:Fallback>
@@ -240,7 +981,7 @@
                 <wp:cNvGraphicFramePr/>
                 <a:graphic xmlns:a="http://schemas.openxmlformats.org/drawingml/2006/main">
                   <a:graphicData uri="http://schemas.microsoft.com/office/word/2010/wordprocessingInk">
-                    <w14:contentPart bwMode="auto" r:id="rId13">
+                    <w14:contentPart bwMode="auto" r:id="rId14">
                       <w14:nvContentPartPr>
                         <w14:cNvContentPartPr/>
                       </w14:nvContentPartPr>
@@ -257,7 +998,7 @@
           <mc:Fallback>
             <w:pict>
               <v:shape w14:anchorId="5CDE03B6" id="Ink 2" o:spid="_x0000_s1026" type="#_x0000_t75" style="position:absolute;margin-left:33.95pt;margin-top:214.2pt;width:61.8pt;height:18.95pt;z-index:251659264;visibility:visible;mso-wrap-style:square;mso-wrap-distance-left:9pt;mso-wrap-distance-top:0;mso-wrap-distance-right:9pt;mso-wrap-distance-bottom:0;mso-position-horizontal:absolute;mso-position-horizontal-relative:text;mso-position-vertical:absolute;mso-position-vertical-relative:text" o:gfxdata="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">
-                <v:imagedata r:id="rId14" o:title=""/>
+                <v:imagedata r:id="rId15" o:title=""/>
               </v:shape>
             </w:pict>
           </mc:Fallback>
@@ -283,7 +1024,7 @@
                     <pic:cNvPicPr/>
                   </pic:nvPicPr>
                   <pic:blipFill>
-                    <a:blip r:embed="rId15" cstate="print">
+                    <a:blip r:embed="rId16" cstate="print">
                       <a:extLst>
                         <a:ext uri="{28A0092B-C50C-407E-A947-70E740481C1C}">
                           <a14:useLocalDpi xmlns:a14="http://schemas.microsoft.com/office/drawing/2010/main" val="0"/>
@@ -314,6 +1055,7 @@
       <w:pPr>
         <w:pStyle w:val="Caption"/>
       </w:pPr>
+      <w:bookmarkStart w:id="0" w:name="_Toc191575279"/>
       <w:r>
         <w:t xml:space="preserve">Figure </w:t>
       </w:r>
@@ -341,6 +1083,7 @@
       <w:r>
         <w:t>Website-&gt;Java Downloads-&gt;latest version-&gt;ARM64 DMG Installer</w:t>
       </w:r>
+      <w:bookmarkEnd w:id="0"/>
     </w:p>
     <w:p>
       <w:pPr>
@@ -400,7 +1143,7 @@
           <w:noProof/>
         </w:rPr>
         <w:drawing>
-          <wp:inline distT="0" distB="0" distL="0" distR="0" wp14:anchorId="13E423D9" wp14:editId="40704564">
+          <wp:inline distT="0" distB="0" distL="0" distR="0" wp14:anchorId="13E423D9" wp14:editId="0EA10214">
             <wp:extent cx="4080933" cy="2589314"/>
             <wp:effectExtent l="0" t="0" r="0" b="1905"/>
             <wp:docPr id="728689766" name="Picture 8" descr="A screenshot of a computer&#10;&#10;AI-generated content may be incorrect."/>
@@ -415,7 +1158,7 @@
                     <pic:cNvPicPr/>
                   </pic:nvPicPr>
                   <pic:blipFill>
-                    <a:blip r:embed="rId16" cstate="print">
+                    <a:blip r:embed="rId17" cstate="print">
                       <a:extLst>
                         <a:ext uri="{28A0092B-C50C-407E-A947-70E740481C1C}">
                           <a14:useLocalDpi xmlns:a14="http://schemas.microsoft.com/office/drawing/2010/main" val="0"/>
@@ -446,6 +1189,7 @@
       <w:pPr>
         <w:pStyle w:val="Caption"/>
       </w:pPr>
+      <w:bookmarkStart w:id="1" w:name="_Toc191575280"/>
       <w:r>
         <w:t xml:space="preserve">Figure </w:t>
       </w:r>
@@ -470,6 +1214,7 @@
       <w:r>
         <w:t>- Terminal display of JAVA 23 version on mac</w:t>
       </w:r>
+      <w:bookmarkEnd w:id="1"/>
     </w:p>
     <w:p/>
     <w:p>
@@ -549,6 +1294,7 @@
     <w:p>
       <w:pPr>
         <w:pStyle w:val="Heading1"/>
+        <w:keepNext/>
         <w:numPr>
           <w:ilvl w:val="0"/>
           <w:numId w:val="0"/>
@@ -559,6 +1305,7 @@
         <w:rPr>
           <w:noProof/>
         </w:rPr>
+        <w:lastRenderedPageBreak/>
         <w:drawing>
           <wp:inline distT="0" distB="0" distL="0" distR="0" wp14:anchorId="3B695482" wp14:editId="18E8431A">
             <wp:extent cx="5486400" cy="3064933"/>
@@ -575,7 +1322,7 @@
                     <pic:cNvPicPr/>
                   </pic:nvPicPr>
                   <pic:blipFill rotWithShape="1">
-                    <a:blip r:embed="rId17" cstate="print">
+                    <a:blip r:embed="rId18" cstate="print">
                       <a:extLst>
                         <a:ext uri="{28A0092B-C50C-407E-A947-70E740481C1C}">
                           <a14:useLocalDpi xmlns:a14="http://schemas.microsoft.com/office/drawing/2010/main" val="0"/>
@@ -611,40 +1358,629 @@
     </w:p>
     <w:p>
       <w:pPr>
+        <w:pStyle w:val="Caption"/>
+      </w:pPr>
+      <w:bookmarkStart w:id="2" w:name="_Toc191575281"/>
+      <w:r>
+        <w:t xml:space="preserve">Figure </w:t>
+      </w:r>
+      <w:r>
+        <w:fldChar w:fldCharType="begin"/>
+      </w:r>
+      <w:r>
+        <w:instrText xml:space="preserve"> SEQ Figure \* ARABIC </w:instrText>
+      </w:r>
+      <w:r>
+        <w:fldChar w:fldCharType="separate"/>
+      </w:r>
+      <w:r>
+        <w:rPr>
+          <w:noProof/>
+        </w:rPr>
+        <w:t>3</w:t>
+      </w:r>
+      <w:r>
+        <w:fldChar w:fldCharType="end"/>
+      </w:r>
+      <w:r>
+        <w:t>- Apache Spark Website For downloading installer</w:t>
+      </w:r>
+      <w:bookmarkEnd w:id="2"/>
+    </w:p>
+    <w:p>
+      <w:pPr>
+        <w:pStyle w:val="Caption"/>
+      </w:pPr>
+    </w:p>
+    <w:p>
+      <w:pPr>
         <w:pStyle w:val="Heading1"/>
+      </w:pPr>
+      <w:r>
+        <w:t>Java Version Trouble</w:t>
+      </w:r>
+    </w:p>
+    <w:p>
+      <w:r>
+        <w:t>A</w:t>
+      </w:r>
+      <w:r>
+        <w:t xml:space="preserve">fter successful installation of </w:t>
+      </w:r>
+      <w:proofErr w:type="spellStart"/>
+      <w:r>
+        <w:t>apache</w:t>
+      </w:r>
+      <w:proofErr w:type="spellEnd"/>
+      <w:r>
+        <w:t xml:space="preserve"> </w:t>
+      </w:r>
+      <w:proofErr w:type="gramStart"/>
+      <w:r>
+        <w:t>spark ,</w:t>
+      </w:r>
+      <w:proofErr w:type="gramEnd"/>
+      <w:r>
+        <w:t xml:space="preserve"> I encountered with the a problem, </w:t>
+      </w:r>
+    </w:p>
+    <w:p>
+      <w:r>
+        <w:t xml:space="preserve">While figuring it out </w:t>
+      </w:r>
+      <w:proofErr w:type="spellStart"/>
+      <w:r>
+        <w:t>refering</w:t>
+      </w:r>
+      <w:proofErr w:type="spellEnd"/>
+      <w:r>
+        <w:t xml:space="preserve"> the </w:t>
+      </w:r>
+      <w:proofErr w:type="spellStart"/>
+      <w:r>
+        <w:t>apache</w:t>
+      </w:r>
+      <w:proofErr w:type="spellEnd"/>
+      <w:r>
+        <w:t xml:space="preserve"> spark documentation </w:t>
+      </w:r>
+    </w:p>
+    <w:p>
+      <w:r>
+        <w:t xml:space="preserve">Java latest version is </w:t>
+      </w:r>
+      <w:proofErr w:type="spellStart"/>
+      <w:proofErr w:type="gramStart"/>
+      <w:r>
+        <w:t>incombatible</w:t>
+      </w:r>
+      <w:proofErr w:type="spellEnd"/>
+      <w:r>
+        <w:t>,</w:t>
+      </w:r>
+      <w:proofErr w:type="gramEnd"/>
+      <w:r>
+        <w:t xml:space="preserve"> hence I need to downgrade to java 8/11.</w:t>
+      </w:r>
+    </w:p>
+    <w:p>
+      <w:pPr>
+        <w:ind w:left="0"/>
+      </w:pPr>
+    </w:p>
+    <w:p>
+      <w:pPr>
+        <w:keepNext/>
+        <w:ind w:left="0"/>
+      </w:pPr>
+      <w:r>
+        <w:rPr>
+          <w:noProof/>
+        </w:rPr>
+        <w:drawing>
+          <wp:inline distT="0" distB="0" distL="0" distR="0" wp14:anchorId="0B7337D9" wp14:editId="135F338A">
+            <wp:extent cx="5486400" cy="2132330"/>
+            <wp:effectExtent l="0" t="0" r="0" b="1270"/>
+            <wp:docPr id="1764404713" name="Picture 2" descr="A screen shot of a computer&#10;&#10;AI-generated content may be incorrect."/>
+            <wp:cNvGraphicFramePr>
+              <a:graphicFrameLocks xmlns:a="http://schemas.openxmlformats.org/drawingml/2006/main" noChangeAspect="1"/>
+            </wp:cNvGraphicFramePr>
+            <a:graphic xmlns:a="http://schemas.openxmlformats.org/drawingml/2006/main">
+              <a:graphicData uri="http://schemas.openxmlformats.org/drawingml/2006/picture">
+                <pic:pic xmlns:pic="http://schemas.openxmlformats.org/drawingml/2006/picture">
+                  <pic:nvPicPr>
+                    <pic:cNvPr id="1764404713" name="Picture 2" descr="A screen shot of a computer&#10;&#10;AI-generated content may be incorrect."/>
+                    <pic:cNvPicPr/>
+                  </pic:nvPicPr>
+                  <pic:blipFill>
+                    <a:blip r:embed="rId19">
+                      <a:extLst>
+                        <a:ext uri="{28A0092B-C50C-407E-A947-70E740481C1C}">
+                          <a14:useLocalDpi xmlns:a14="http://schemas.microsoft.com/office/drawing/2010/main" val="0"/>
+                        </a:ext>
+                      </a:extLst>
+                    </a:blip>
+                    <a:stretch>
+                      <a:fillRect/>
+                    </a:stretch>
+                  </pic:blipFill>
+                  <pic:spPr>
+                    <a:xfrm>
+                      <a:off x="0" y="0"/>
+                      <a:ext cx="5486400" cy="2132330"/>
+                    </a:xfrm>
+                    <a:prstGeom prst="rect">
+                      <a:avLst/>
+                    </a:prstGeom>
+                  </pic:spPr>
+                </pic:pic>
+              </a:graphicData>
+            </a:graphic>
+          </wp:inline>
+        </w:drawing>
+      </w:r>
+    </w:p>
+    <w:p>
+      <w:pPr>
+        <w:pStyle w:val="Caption"/>
+      </w:pPr>
+      <w:bookmarkStart w:id="3" w:name="_Toc191575282"/>
+      <w:r>
+        <w:t xml:space="preserve">Figure </w:t>
+      </w:r>
+      <w:r>
+        <w:fldChar w:fldCharType="begin"/>
+      </w:r>
+      <w:r>
+        <w:instrText xml:space="preserve"> SEQ Figure \* ARABIC </w:instrText>
+      </w:r>
+      <w:r>
+        <w:fldChar w:fldCharType="separate"/>
+      </w:r>
+      <w:r>
+        <w:rPr>
+          <w:noProof/>
+        </w:rPr>
+        <w:t>4</w:t>
+      </w:r>
+      <w:r>
+        <w:fldChar w:fldCharType="end"/>
+      </w:r>
+      <w:r>
+        <w:t>- Installing Java 11</w:t>
+      </w:r>
+      <w:bookmarkEnd w:id="3"/>
+    </w:p>
+    <w:p>
+      <w:pPr>
+        <w:pStyle w:val="Caption"/>
+      </w:pPr>
+    </w:p>
+    <w:p>
+      <w:pPr>
+        <w:pStyle w:val="Heading1"/>
+      </w:pPr>
+      <w:r>
+        <w:lastRenderedPageBreak/>
+        <w:t xml:space="preserve">Even After Java 11 I had trouble </w:t>
+      </w:r>
+    </w:p>
+    <w:p/>
+    <w:p>
+      <w:r>
+        <w:t xml:space="preserve">This was draining me, I am now having compatible version, then as well </w:t>
+      </w:r>
+      <w:proofErr w:type="spellStart"/>
+      <w:r>
+        <w:t>encountred</w:t>
+      </w:r>
+      <w:proofErr w:type="spellEnd"/>
+      <w:r>
+        <w:t xml:space="preserve"> issue, </w:t>
+      </w:r>
+      <w:r>
+        <w:t xml:space="preserve">I asked </w:t>
+      </w:r>
+      <w:proofErr w:type="spellStart"/>
+      <w:proofErr w:type="gramStart"/>
+      <w:r>
+        <w:t>Chatgpt</w:t>
+      </w:r>
+      <w:proofErr w:type="spellEnd"/>
+      <w:r>
+        <w:t xml:space="preserve"> ,</w:t>
+      </w:r>
+      <w:proofErr w:type="gramEnd"/>
+      <w:r>
+        <w:t xml:space="preserve"> to troubleshoot , It then asked me to check which java version is set as default and </w:t>
+      </w:r>
+      <w:proofErr w:type="spellStart"/>
+      <w:r>
+        <w:t>apache</w:t>
+      </w:r>
+      <w:proofErr w:type="spellEnd"/>
+      <w:r>
+        <w:t xml:space="preserve"> spark is pointing to , it was still pointing the latest one. Then changed the home to java 11 from java 23 </w:t>
+      </w:r>
+    </w:p>
+    <w:p/>
+    <w:p>
+      <w:pPr>
+        <w:pStyle w:val="Heading1"/>
+      </w:pPr>
+      <w:r>
+        <w:t xml:space="preserve">Finally </w:t>
+      </w:r>
+    </w:p>
+    <w:p>
+      <w:r>
+        <w:tab/>
+        <w:t>After following all the steps, “</w:t>
+      </w:r>
+      <w:proofErr w:type="spellStart"/>
+      <w:r>
+        <w:t>pyspark</w:t>
+      </w:r>
+      <w:proofErr w:type="spellEnd"/>
+      <w:r>
+        <w:t xml:space="preserve">” and the command </w:t>
+      </w:r>
+    </w:p>
+    <w:p>
+      <w:pPr>
+        <w:pStyle w:val="Heading1"/>
+        <w:keepNext/>
         <w:numPr>
           <w:ilvl w:val="0"/>
           <w:numId w:val="0"/>
         </w:numPr>
-        <w:ind w:left="360" w:hanging="360"/>
+      </w:pPr>
+      <w:r>
+        <w:rPr>
+          <w:noProof/>
+        </w:rPr>
+        <w:drawing>
+          <wp:inline distT="0" distB="0" distL="0" distR="0" wp14:anchorId="2F8A9B9E" wp14:editId="59F45D02">
+            <wp:extent cx="4910667" cy="3806904"/>
+            <wp:effectExtent l="0" t="0" r="4445" b="3175"/>
+            <wp:docPr id="688726456" name="Picture 1" descr="A screenshot of a computer program&#10;&#10;AI-generated content may be incorrect."/>
+            <wp:cNvGraphicFramePr>
+              <a:graphicFrameLocks xmlns:a="http://schemas.openxmlformats.org/drawingml/2006/main" noChangeAspect="1"/>
+            </wp:cNvGraphicFramePr>
+            <a:graphic xmlns:a="http://schemas.openxmlformats.org/drawingml/2006/main">
+              <a:graphicData uri="http://schemas.openxmlformats.org/drawingml/2006/picture">
+                <pic:pic xmlns:pic="http://schemas.openxmlformats.org/drawingml/2006/picture">
+                  <pic:nvPicPr>
+                    <pic:cNvPr id="688726456" name="Picture 1" descr="A screenshot of a computer program&#10;&#10;AI-generated content may be incorrect."/>
+                    <pic:cNvPicPr/>
+                  </pic:nvPicPr>
+                  <pic:blipFill>
+                    <a:blip r:embed="rId20" cstate="print">
+                      <a:extLst>
+                        <a:ext uri="{28A0092B-C50C-407E-A947-70E740481C1C}">
+                          <a14:useLocalDpi xmlns:a14="http://schemas.microsoft.com/office/drawing/2010/main" val="0"/>
+                        </a:ext>
+                      </a:extLst>
+                    </a:blip>
+                    <a:stretch>
+                      <a:fillRect/>
+                    </a:stretch>
+                  </pic:blipFill>
+                  <pic:spPr>
+                    <a:xfrm>
+                      <a:off x="0" y="0"/>
+                      <a:ext cx="4918565" cy="3813027"/>
+                    </a:xfrm>
+                    <a:prstGeom prst="rect">
+                      <a:avLst/>
+                    </a:prstGeom>
+                  </pic:spPr>
+                </pic:pic>
+              </a:graphicData>
+            </a:graphic>
+          </wp:inline>
+        </w:drawing>
+      </w:r>
+    </w:p>
+    <w:p>
+      <w:pPr>
+        <w:pStyle w:val="Caption"/>
+      </w:pPr>
+      <w:bookmarkStart w:id="4" w:name="_Toc191575283"/>
+      <w:r>
+        <w:t xml:space="preserve">Figure </w:t>
+      </w:r>
+      <w:r>
+        <w:fldChar w:fldCharType="begin"/>
+      </w:r>
+      <w:r>
+        <w:instrText xml:space="preserve"> SEQ Figure \* ARABIC </w:instrText>
+      </w:r>
+      <w:r>
+        <w:fldChar w:fldCharType="separate"/>
+      </w:r>
+      <w:r>
+        <w:rPr>
+          <w:noProof/>
+        </w:rPr>
+        <w:t>5</w:t>
+      </w:r>
+      <w:r>
+        <w:fldChar w:fldCharType="end"/>
+      </w:r>
+      <w:r>
+        <w:t xml:space="preserve">- </w:t>
+      </w:r>
+      <w:proofErr w:type="spellStart"/>
+      <w:r>
+        <w:t>pyspark</w:t>
+      </w:r>
+      <w:proofErr w:type="spellEnd"/>
+      <w:r>
+        <w:t xml:space="preserve"> put into test</w:t>
+      </w:r>
+      <w:bookmarkEnd w:id="4"/>
+    </w:p>
+    <w:p>
+      <w:pPr>
+        <w:pStyle w:val="Caption"/>
       </w:pPr>
     </w:p>
     <w:p>
       <w:pPr>
         <w:pStyle w:val="Heading1"/>
+      </w:pPr>
+      <w:r>
+        <w:t>Example with PYSPARK</w:t>
+      </w:r>
+      <w:r>
+        <w:br/>
+      </w:r>
+      <w:r>
+        <w:rPr>
+          <w:rFonts w:asciiTheme="minorHAnsi" w:hAnsiTheme="minorHAnsi"/>
+          <w:caps w:val="0"/>
+          <w:color w:val="707070" w:themeColor="accent1"/>
+          <w:spacing w:val="0"/>
+          <w:sz w:val="22"/>
+          <w:szCs w:val="22"/>
+        </w:rPr>
+        <w:br/>
+        <w:t xml:space="preserve">I would like to try with simple example from online to check if </w:t>
+      </w:r>
+      <w:proofErr w:type="spellStart"/>
+      <w:r>
+        <w:rPr>
+          <w:rFonts w:asciiTheme="minorHAnsi" w:hAnsiTheme="minorHAnsi"/>
+          <w:caps w:val="0"/>
+          <w:color w:val="707070" w:themeColor="accent1"/>
+          <w:spacing w:val="0"/>
+          <w:sz w:val="22"/>
+          <w:szCs w:val="22"/>
+        </w:rPr>
+        <w:t>apache</w:t>
+      </w:r>
+      <w:proofErr w:type="spellEnd"/>
+      <w:r>
+        <w:rPr>
+          <w:rFonts w:asciiTheme="minorHAnsi" w:hAnsiTheme="minorHAnsi"/>
+          <w:caps w:val="0"/>
+          <w:color w:val="707070" w:themeColor="accent1"/>
+          <w:spacing w:val="0"/>
+          <w:sz w:val="22"/>
+          <w:szCs w:val="22"/>
+        </w:rPr>
+        <w:t xml:space="preserve"> spark is really installed and running fine on my local machine. </w:t>
+      </w:r>
+    </w:p>
+    <w:p>
+      <w:pPr>
+        <w:pStyle w:val="Heading1"/>
+        <w:keepNext/>
         <w:numPr>
           <w:ilvl w:val="0"/>
           <w:numId w:val="0"/>
         </w:numPr>
       </w:pPr>
+      <w:r>
+        <w:rPr>
+          <w:noProof/>
+        </w:rPr>
+        <w:lastRenderedPageBreak/>
+        <w:drawing>
+          <wp:inline distT="0" distB="0" distL="0" distR="0" wp14:anchorId="15489CFE" wp14:editId="4B0D40B8">
+            <wp:extent cx="5486400" cy="810895"/>
+            <wp:effectExtent l="0" t="0" r="0" b="1905"/>
+            <wp:docPr id="1982186435" name="Picture 3" descr="A black background with green text&#10;&#10;AI-generated content may be incorrect."/>
+            <wp:cNvGraphicFramePr>
+              <a:graphicFrameLocks xmlns:a="http://schemas.openxmlformats.org/drawingml/2006/main" noChangeAspect="1"/>
+            </wp:cNvGraphicFramePr>
+            <a:graphic xmlns:a="http://schemas.openxmlformats.org/drawingml/2006/main">
+              <a:graphicData uri="http://schemas.openxmlformats.org/drawingml/2006/picture">
+                <pic:pic xmlns:pic="http://schemas.openxmlformats.org/drawingml/2006/picture">
+                  <pic:nvPicPr>
+                    <pic:cNvPr id="1982186435" name="Picture 3" descr="A black background with green text&#10;&#10;AI-generated content may be incorrect."/>
+                    <pic:cNvPicPr/>
+                  </pic:nvPicPr>
+                  <pic:blipFill>
+                    <a:blip r:embed="rId21" cstate="print">
+                      <a:extLst>
+                        <a:ext uri="{28A0092B-C50C-407E-A947-70E740481C1C}">
+                          <a14:useLocalDpi xmlns:a14="http://schemas.microsoft.com/office/drawing/2010/main" val="0"/>
+                        </a:ext>
+                      </a:extLst>
+                    </a:blip>
+                    <a:stretch>
+                      <a:fillRect/>
+                    </a:stretch>
+                  </pic:blipFill>
+                  <pic:spPr>
+                    <a:xfrm>
+                      <a:off x="0" y="0"/>
+                      <a:ext cx="5486400" cy="810895"/>
+                    </a:xfrm>
+                    <a:prstGeom prst="rect">
+                      <a:avLst/>
+                    </a:prstGeom>
+                  </pic:spPr>
+                </pic:pic>
+              </a:graphicData>
+            </a:graphic>
+          </wp:inline>
+        </w:drawing>
+      </w:r>
+    </w:p>
+    <w:p>
+      <w:pPr>
+        <w:pStyle w:val="Caption"/>
+      </w:pPr>
+      <w:bookmarkStart w:id="5" w:name="_Toc191575284"/>
+      <w:r>
+        <w:t xml:space="preserve">Figure </w:t>
+      </w:r>
+      <w:r>
+        <w:fldChar w:fldCharType="begin"/>
+      </w:r>
+      <w:r>
+        <w:instrText xml:space="preserve"> SEQ Figure \* ARABIC </w:instrText>
+      </w:r>
+      <w:r>
+        <w:fldChar w:fldCharType="separate"/>
+      </w:r>
+      <w:r>
+        <w:rPr>
+          <w:noProof/>
+        </w:rPr>
+        <w:t>6</w:t>
+      </w:r>
+      <w:r>
+        <w:fldChar w:fldCharType="end"/>
+      </w:r>
+      <w:r>
+        <w:t xml:space="preserve"> Example program</w:t>
+      </w:r>
+      <w:bookmarkEnd w:id="5"/>
+    </w:p>
+    <w:p>
+      <w:pPr>
+        <w:pStyle w:val="Caption"/>
+      </w:pPr>
     </w:p>
     <w:p>
       <w:pPr>
         <w:pStyle w:val="Heading1"/>
+      </w:pPr>
+      <w:proofErr w:type="gramStart"/>
+      <w:r>
+        <w:t>Hurray !</w:t>
+      </w:r>
+      <w:proofErr w:type="gramEnd"/>
+      <w:r>
+        <w:br/>
+      </w:r>
+    </w:p>
+    <w:p>
+      <w:pPr>
+        <w:pStyle w:val="Heading1"/>
+        <w:keepNext/>
         <w:numPr>
           <w:ilvl w:val="0"/>
           <w:numId w:val="0"/>
         </w:numPr>
-        <w:ind w:left="360" w:hanging="360"/>
-      </w:pPr>
-    </w:p>
-    <w:p>
-      <w:pPr>
-        <w:pStyle w:val="Heading1"/>
+      </w:pPr>
+      <w:r>
+        <w:rPr>
+          <w:noProof/>
+        </w:rPr>
+        <w:drawing>
+          <wp:inline distT="0" distB="0" distL="0" distR="0" wp14:anchorId="5AF3C7D6" wp14:editId="32CBAF35">
+            <wp:extent cx="5486400" cy="4072890"/>
+            <wp:effectExtent l="0" t="0" r="0" b="3810"/>
+            <wp:docPr id="1258262670" name="Picture 4" descr="A screenshot of a computer program&#10;&#10;AI-generated content may be incorrect."/>
+            <wp:cNvGraphicFramePr>
+              <a:graphicFrameLocks xmlns:a="http://schemas.openxmlformats.org/drawingml/2006/main" noChangeAspect="1"/>
+            </wp:cNvGraphicFramePr>
+            <a:graphic xmlns:a="http://schemas.openxmlformats.org/drawingml/2006/main">
+              <a:graphicData uri="http://schemas.openxmlformats.org/drawingml/2006/picture">
+                <pic:pic xmlns:pic="http://schemas.openxmlformats.org/drawingml/2006/picture">
+                  <pic:nvPicPr>
+                    <pic:cNvPr id="1258262670" name="Picture 4" descr="A screenshot of a computer program&#10;&#10;AI-generated content may be incorrect."/>
+                    <pic:cNvPicPr/>
+                  </pic:nvPicPr>
+                  <pic:blipFill>
+                    <a:blip r:embed="rId22" cstate="print">
+                      <a:extLst>
+                        <a:ext uri="{28A0092B-C50C-407E-A947-70E740481C1C}">
+                          <a14:useLocalDpi xmlns:a14="http://schemas.microsoft.com/office/drawing/2010/main" val="0"/>
+                        </a:ext>
+                      </a:extLst>
+                    </a:blip>
+                    <a:stretch>
+                      <a:fillRect/>
+                    </a:stretch>
+                  </pic:blipFill>
+                  <pic:spPr>
+                    <a:xfrm>
+                      <a:off x="0" y="0"/>
+                      <a:ext cx="5486400" cy="4072890"/>
+                    </a:xfrm>
+                    <a:prstGeom prst="rect">
+                      <a:avLst/>
+                    </a:prstGeom>
+                  </pic:spPr>
+                </pic:pic>
+              </a:graphicData>
+            </a:graphic>
+          </wp:inline>
+        </w:drawing>
+      </w:r>
+    </w:p>
+    <w:p>
+      <w:pPr>
+        <w:pStyle w:val="Caption"/>
+      </w:pPr>
+      <w:bookmarkStart w:id="6" w:name="_Toc191575285"/>
+      <w:r>
+        <w:t xml:space="preserve">Figure </w:t>
+      </w:r>
+      <w:r>
+        <w:fldChar w:fldCharType="begin"/>
+      </w:r>
+      <w:r>
+        <w:instrText xml:space="preserve"> SEQ Figure \* ARABIC </w:instrText>
+      </w:r>
+      <w:r>
+        <w:fldChar w:fldCharType="separate"/>
+      </w:r>
+      <w:r>
+        <w:rPr>
+          <w:noProof/>
+        </w:rPr>
+        <w:t>7</w:t>
+      </w:r>
+      <w:r>
+        <w:fldChar w:fldCharType="end"/>
+      </w:r>
+      <w:r>
+        <w:t xml:space="preserve"> Apache </w:t>
+      </w:r>
+      <w:proofErr w:type="spellStart"/>
+      <w:r>
+        <w:t>pyspark</w:t>
+      </w:r>
+      <w:proofErr w:type="spellEnd"/>
+      <w:r>
+        <w:t xml:space="preserve"> working</w:t>
+      </w:r>
+      <w:bookmarkEnd w:id="6"/>
+    </w:p>
+    <w:p>
+      <w:pPr>
+        <w:pStyle w:val="Caption"/>
       </w:pPr>
     </w:p>
     <w:sectPr>
-      <w:footerReference w:type="default" r:id="rId18"/>
+      <w:footerReference w:type="default" r:id="rId23"/>
       <w:pgSz w:w="12240" w:h="15840"/>
       <w:pgMar w:top="1440" w:right="1800" w:bottom="1080" w:left="1800" w:header="720" w:footer="720" w:gutter="0"/>
       <w:cols w:space="720"/>
@@ -1876,7 +3212,6 @@
     <w:basedOn w:val="Heading1"/>
     <w:next w:val="Normal"/>
     <w:uiPriority w:val="39"/>
-    <w:semiHidden/>
     <w:unhideWhenUsed/>
     <w:qFormat/>
     <w:pPr>
@@ -1906,6 +3241,209 @@
     <w:semiHidden/>
     <w:rPr>
       <w:color w:val="808080"/>
+    </w:rPr>
+  </w:style>
+  <w:style w:type="paragraph" w:styleId="TOC1">
+    <w:name w:val="toc 1"/>
+    <w:basedOn w:val="Normal"/>
+    <w:next w:val="Normal"/>
+    <w:autoRedefine/>
+    <w:uiPriority w:val="39"/>
+    <w:unhideWhenUsed/>
+    <w:rsid w:val="00E567E4"/>
+    <w:pPr>
+      <w:spacing w:before="360" w:after="360"/>
+      <w:ind w:left="0"/>
+    </w:pPr>
+    <w:rPr>
+      <w:b/>
+      <w:bCs/>
+      <w:caps/>
+      <w:u w:val="single"/>
+    </w:rPr>
+  </w:style>
+  <w:style w:type="character" w:styleId="Hyperlink">
+    <w:name w:val="Hyperlink"/>
+    <w:basedOn w:val="DefaultParagraphFont"/>
+    <w:uiPriority w:val="99"/>
+    <w:unhideWhenUsed/>
+    <w:rsid w:val="00E567E4"/>
+    <w:rPr>
+      <w:color w:val="58A8AD" w:themeColor="hyperlink"/>
+      <w:u w:val="single"/>
+    </w:rPr>
+  </w:style>
+  <w:style w:type="paragraph" w:styleId="TOC2">
+    <w:name w:val="toc 2"/>
+    <w:basedOn w:val="Normal"/>
+    <w:next w:val="Normal"/>
+    <w:autoRedefine/>
+    <w:uiPriority w:val="39"/>
+    <w:unhideWhenUsed/>
+    <w:rsid w:val="00E567E4"/>
+    <w:pPr>
+      <w:spacing w:after="0"/>
+      <w:ind w:left="0"/>
+    </w:pPr>
+    <w:rPr>
+      <w:b/>
+      <w:bCs/>
+      <w:smallCaps/>
+    </w:rPr>
+  </w:style>
+  <w:style w:type="paragraph" w:styleId="TOC3">
+    <w:name w:val="toc 3"/>
+    <w:basedOn w:val="Normal"/>
+    <w:next w:val="Normal"/>
+    <w:autoRedefine/>
+    <w:uiPriority w:val="39"/>
+    <w:unhideWhenUsed/>
+    <w:rsid w:val="00E567E4"/>
+    <w:pPr>
+      <w:spacing w:after="0"/>
+      <w:ind w:left="0"/>
+    </w:pPr>
+    <w:rPr>
+      <w:smallCaps/>
+    </w:rPr>
+  </w:style>
+  <w:style w:type="paragraph" w:styleId="TOC4">
+    <w:name w:val="toc 4"/>
+    <w:basedOn w:val="Normal"/>
+    <w:next w:val="Normal"/>
+    <w:autoRedefine/>
+    <w:uiPriority w:val="39"/>
+    <w:unhideWhenUsed/>
+    <w:rsid w:val="00E567E4"/>
+    <w:pPr>
+      <w:spacing w:after="0"/>
+      <w:ind w:left="0"/>
+    </w:pPr>
+  </w:style>
+  <w:style w:type="paragraph" w:styleId="TOC5">
+    <w:name w:val="toc 5"/>
+    <w:basedOn w:val="Normal"/>
+    <w:next w:val="Normal"/>
+    <w:autoRedefine/>
+    <w:uiPriority w:val="39"/>
+    <w:unhideWhenUsed/>
+    <w:rsid w:val="00E567E4"/>
+    <w:pPr>
+      <w:spacing w:after="0"/>
+      <w:ind w:left="0"/>
+    </w:pPr>
+  </w:style>
+  <w:style w:type="paragraph" w:styleId="TOC6">
+    <w:name w:val="toc 6"/>
+    <w:basedOn w:val="Normal"/>
+    <w:next w:val="Normal"/>
+    <w:autoRedefine/>
+    <w:uiPriority w:val="39"/>
+    <w:unhideWhenUsed/>
+    <w:rsid w:val="00E567E4"/>
+    <w:pPr>
+      <w:spacing w:after="0"/>
+      <w:ind w:left="0"/>
+    </w:pPr>
+  </w:style>
+  <w:style w:type="paragraph" w:styleId="TOC7">
+    <w:name w:val="toc 7"/>
+    <w:basedOn w:val="Normal"/>
+    <w:next w:val="Normal"/>
+    <w:autoRedefine/>
+    <w:uiPriority w:val="39"/>
+    <w:unhideWhenUsed/>
+    <w:rsid w:val="00E567E4"/>
+    <w:pPr>
+      <w:spacing w:after="0"/>
+      <w:ind w:left="0"/>
+    </w:pPr>
+  </w:style>
+  <w:style w:type="paragraph" w:styleId="TOC8">
+    <w:name w:val="toc 8"/>
+    <w:basedOn w:val="Normal"/>
+    <w:next w:val="Normal"/>
+    <w:autoRedefine/>
+    <w:uiPriority w:val="39"/>
+    <w:unhideWhenUsed/>
+    <w:rsid w:val="00E567E4"/>
+    <w:pPr>
+      <w:spacing w:after="0"/>
+      <w:ind w:left="0"/>
+    </w:pPr>
+  </w:style>
+  <w:style w:type="paragraph" w:styleId="TOC9">
+    <w:name w:val="toc 9"/>
+    <w:basedOn w:val="Normal"/>
+    <w:next w:val="Normal"/>
+    <w:autoRedefine/>
+    <w:uiPriority w:val="39"/>
+    <w:unhideWhenUsed/>
+    <w:rsid w:val="00E567E4"/>
+    <w:pPr>
+      <w:spacing w:after="0"/>
+      <w:ind w:left="0"/>
+    </w:pPr>
+  </w:style>
+  <w:style w:type="paragraph" w:styleId="Revision">
+    <w:name w:val="Revision"/>
+    <w:hidden/>
+    <w:uiPriority w:val="99"/>
+    <w:semiHidden/>
+    <w:rsid w:val="001B4766"/>
+    <w:pPr>
+      <w:spacing w:after="0" w:line="240" w:lineRule="auto"/>
+      <w:ind w:left="0"/>
+    </w:pPr>
+  </w:style>
+  <w:style w:type="paragraph" w:styleId="TableofAuthorities">
+    <w:name w:val="table of authorities"/>
+    <w:basedOn w:val="Normal"/>
+    <w:next w:val="Normal"/>
+    <w:uiPriority w:val="99"/>
+    <w:unhideWhenUsed/>
+    <w:rsid w:val="001B4766"/>
+    <w:pPr>
+      <w:spacing w:after="0"/>
+      <w:ind w:left="220" w:hanging="220"/>
+    </w:pPr>
+    <w:rPr>
+      <w:sz w:val="20"/>
+      <w:szCs w:val="20"/>
+    </w:rPr>
+  </w:style>
+  <w:style w:type="paragraph" w:styleId="TOAHeading">
+    <w:name w:val="toa heading"/>
+    <w:basedOn w:val="Normal"/>
+    <w:next w:val="Normal"/>
+    <w:uiPriority w:val="99"/>
+    <w:unhideWhenUsed/>
+    <w:rsid w:val="001B4766"/>
+    <w:pPr>
+      <w:spacing w:before="120"/>
+    </w:pPr>
+    <w:rPr>
+      <w:rFonts w:cs="Arial"/>
+      <w:sz w:val="20"/>
+      <w:szCs w:val="20"/>
+      <w:u w:val="single"/>
+    </w:rPr>
+  </w:style>
+  <w:style w:type="paragraph" w:styleId="TableofFigures">
+    <w:name w:val="table of figures"/>
+    <w:basedOn w:val="Normal"/>
+    <w:next w:val="Normal"/>
+    <w:uiPriority w:val="99"/>
+    <w:unhideWhenUsed/>
+    <w:rsid w:val="001B4766"/>
+    <w:pPr>
+      <w:spacing w:after="0"/>
+      <w:ind w:left="440" w:hanging="440"/>
+    </w:pPr>
+    <w:rPr>
+      <w:smallCaps/>
+      <w:sz w:val="20"/>
+      <w:szCs w:val="20"/>
     </w:rPr>
   </w:style>
 </w:styles>
@@ -2282,4 +3820,16 @@
     </a:ext>
   </a:extLst>
 </a:theme>
+</file>
+
+<file path=customXml/item1.xml><?xml version="1.0" encoding="utf-8"?>
+<b:Sources xmlns:b="http://schemas.openxmlformats.org/officeDocument/2006/bibliography" xmlns="http://schemas.openxmlformats.org/officeDocument/2006/bibliography" SelectedStyle="/APASixthEditionOfficeOnline.xsl" StyleName="APA" Version="6"/>
+</file>
+
+<file path=customXml/itemProps1.xml><?xml version="1.0" encoding="utf-8"?>
+<ds:datastoreItem xmlns:ds="http://schemas.openxmlformats.org/officeDocument/2006/customXml" ds:itemID="{6B1A1684-BE6F-9E4B-A168-3D9F99BC0EBC}">
+  <ds:schemaRefs>
+    <ds:schemaRef ds:uri="http://schemas.openxmlformats.org/officeDocument/2006/bibliography"/>
+  </ds:schemaRefs>
+</ds:datastoreItem>
 </file>